--- a/ef03af28 (Artificial Oyster Reefs)/Data dictionary.docx
+++ b/ef03af28 (Artificial Oyster Reefs)/Data dictionary.docx
@@ -121,971 +121,18 @@
         <w:t xml:space="preserve">The dataset information below is organized by order of appearance in the R-script. </w:t>
       </w:r>
     </w:p>
-    <w:sdt>
-      <w:sdtPr>
-        <w:rPr>
-          <w:rFonts w:ascii="Calibri" w:eastAsiaTheme="minorHAnsi" w:hAnsi="Calibri" w:cs="Calibri"/>
-          <w:color w:val="auto"/>
-          <w:sz w:val="22"/>
-          <w:szCs w:val="22"/>
-        </w:rPr>
-        <w:id w:val="747150768"/>
-        <w:docPartObj>
-          <w:docPartGallery w:val="Table of Contents"/>
-          <w:docPartUnique/>
-        </w:docPartObj>
-      </w:sdtPr>
-      <w:sdtEndPr>
-        <w:rPr>
+    <w:p>
+      <w:pPr>
+        <w:jc w:val="both"/>
+        <w:rPr>
+          <w:rFonts w:ascii="Calibri" w:eastAsiaTheme="majorEastAsia" w:hAnsi="Calibri" w:cs="Calibri"/>
           <w:b/>
           <w:bCs/>
-          <w:noProof/>
-        </w:rPr>
-      </w:sdtEndPr>
-      <w:sdtContent>
-        <w:p>
-          <w:pPr>
-            <w:pStyle w:val="TOCHeading"/>
-            <w:rPr>
-              <w:rFonts w:ascii="Calibri" w:hAnsi="Calibri" w:cs="Calibri"/>
-              <w:b/>
-              <w:bCs/>
-              <w:color w:val="auto"/>
-            </w:rPr>
-          </w:pPr>
-          <w:r>
-            <w:rPr>
-              <w:rFonts w:ascii="Calibri" w:hAnsi="Calibri" w:cs="Calibri"/>
-              <w:b/>
-              <w:bCs/>
-              <w:color w:val="auto"/>
-            </w:rPr>
-            <w:t>Contents</w:t>
-          </w:r>
-        </w:p>
-        <w:p>
-          <w:pPr>
-            <w:pStyle w:val="TOC1"/>
-            <w:tabs>
-              <w:tab w:val="right" w:leader="dot" w:pos="9350"/>
-            </w:tabs>
-            <w:rPr>
-              <w:rFonts w:eastAsiaTheme="minorEastAsia"/>
-              <w:noProof/>
-              <w:kern w:val="2"/>
-              <w:sz w:val="24"/>
-              <w:szCs w:val="24"/>
-              <w14:ligatures w14:val="standardContextual"/>
-            </w:rPr>
-          </w:pPr>
-          <w:r>
-            <w:rPr>
-              <w:rFonts w:ascii="Calibri" w:hAnsi="Calibri" w:cs="Calibri"/>
-            </w:rPr>
-            <w:fldChar w:fldCharType="begin"/>
-          </w:r>
-          <w:r>
-            <w:rPr>
-              <w:rFonts w:ascii="Calibri" w:hAnsi="Calibri" w:cs="Calibri"/>
-            </w:rPr>
-            <w:instrText xml:space="preserve"> TOC \o "1-3" \h \z \u </w:instrText>
-          </w:r>
-          <w:r>
-            <w:rPr>
-              <w:rFonts w:ascii="Calibri" w:hAnsi="Calibri" w:cs="Calibri"/>
-            </w:rPr>
-            <w:fldChar w:fldCharType="separate"/>
-          </w:r>
-          <w:hyperlink w:anchor="_Toc221105300" w:history="1">
-            <w:r>
-              <w:rPr>
-                <w:rStyle w:val="Hyperlink"/>
-                <w:rFonts w:ascii="Calibri" w:hAnsi="Calibri" w:cs="Calibri"/>
-                <w:noProof/>
-              </w:rPr>
-              <w:t>Biotic data</w:t>
-            </w:r>
-            <w:r>
-              <w:rPr>
-                <w:noProof/>
-                <w:webHidden/>
-              </w:rPr>
-              <w:tab/>
-            </w:r>
-            <w:r>
-              <w:rPr>
-                <w:noProof/>
-                <w:webHidden/>
-              </w:rPr>
-              <w:fldChar w:fldCharType="begin"/>
-            </w:r>
-            <w:r>
-              <w:rPr>
-                <w:noProof/>
-                <w:webHidden/>
-              </w:rPr>
-              <w:instrText xml:space="preserve"> PAGEREF _Toc221105300 \h </w:instrText>
-            </w:r>
-            <w:r>
-              <w:rPr>
-                <w:noProof/>
-                <w:webHidden/>
-              </w:rPr>
-            </w:r>
-            <w:r>
-              <w:rPr>
-                <w:noProof/>
-                <w:webHidden/>
-              </w:rPr>
-              <w:fldChar w:fldCharType="separate"/>
-            </w:r>
-            <w:r>
-              <w:rPr>
-                <w:noProof/>
-                <w:webHidden/>
-              </w:rPr>
-              <w:t>2</w:t>
-            </w:r>
-            <w:r>
-              <w:rPr>
-                <w:noProof/>
-                <w:webHidden/>
-              </w:rPr>
-              <w:fldChar w:fldCharType="end"/>
-            </w:r>
-          </w:hyperlink>
-        </w:p>
-        <w:p>
-          <w:pPr>
-            <w:pStyle w:val="TOC2"/>
-            <w:tabs>
-              <w:tab w:val="right" w:leader="dot" w:pos="9350"/>
-            </w:tabs>
-            <w:rPr>
-              <w:rFonts w:eastAsiaTheme="minorEastAsia"/>
-              <w:noProof/>
-              <w:kern w:val="2"/>
-              <w:sz w:val="24"/>
-              <w:szCs w:val="24"/>
-              <w14:ligatures w14:val="standardContextual"/>
-            </w:rPr>
-          </w:pPr>
-          <w:hyperlink w:anchor="_Toc221105301" w:history="1">
-            <w:r>
-              <w:rPr>
-                <w:rStyle w:val="Hyperlink"/>
-                <w:rFonts w:ascii="Calibri" w:hAnsi="Calibri" w:cs="Calibri"/>
-                <w:noProof/>
-              </w:rPr>
-              <w:t>Datafile: richness_biomass.csv</w:t>
-            </w:r>
-            <w:r>
-              <w:rPr>
-                <w:noProof/>
-                <w:webHidden/>
-              </w:rPr>
-              <w:tab/>
-            </w:r>
-            <w:r>
-              <w:rPr>
-                <w:noProof/>
-                <w:webHidden/>
-              </w:rPr>
-              <w:fldChar w:fldCharType="begin"/>
-            </w:r>
-            <w:r>
-              <w:rPr>
-                <w:noProof/>
-                <w:webHidden/>
-              </w:rPr>
-              <w:instrText xml:space="preserve"> PAGEREF _Toc221105301 \h </w:instrText>
-            </w:r>
-            <w:r>
-              <w:rPr>
-                <w:noProof/>
-                <w:webHidden/>
-              </w:rPr>
-            </w:r>
-            <w:r>
-              <w:rPr>
-                <w:noProof/>
-                <w:webHidden/>
-              </w:rPr>
-              <w:fldChar w:fldCharType="separate"/>
-            </w:r>
-            <w:r>
-              <w:rPr>
-                <w:noProof/>
-                <w:webHidden/>
-              </w:rPr>
-              <w:t>3</w:t>
-            </w:r>
-            <w:r>
-              <w:rPr>
-                <w:noProof/>
-                <w:webHidden/>
-              </w:rPr>
-              <w:fldChar w:fldCharType="end"/>
-            </w:r>
-          </w:hyperlink>
-        </w:p>
-        <w:p>
-          <w:pPr>
-            <w:pStyle w:val="TOC2"/>
-            <w:tabs>
-              <w:tab w:val="right" w:leader="dot" w:pos="9350"/>
-            </w:tabs>
-            <w:rPr>
-              <w:rFonts w:eastAsiaTheme="minorEastAsia"/>
-              <w:noProof/>
-              <w:kern w:val="2"/>
-              <w:sz w:val="24"/>
-              <w:szCs w:val="24"/>
-              <w14:ligatures w14:val="standardContextual"/>
-            </w:rPr>
-          </w:pPr>
-          <w:hyperlink w:anchor="_Toc221105302" w:history="1">
-            <w:r>
-              <w:rPr>
-                <w:rStyle w:val="Hyperlink"/>
-                <w:rFonts w:ascii="Calibri" w:hAnsi="Calibri" w:cs="Calibri"/>
-                <w:noProof/>
-              </w:rPr>
-              <w:t>Datafile: community biomass_RDA.csv</w:t>
-            </w:r>
-            <w:r>
-              <w:rPr>
-                <w:noProof/>
-                <w:webHidden/>
-              </w:rPr>
-              <w:tab/>
-            </w:r>
-            <w:r>
-              <w:rPr>
-                <w:noProof/>
-                <w:webHidden/>
-              </w:rPr>
-              <w:fldChar w:fldCharType="begin"/>
-            </w:r>
-            <w:r>
-              <w:rPr>
-                <w:noProof/>
-                <w:webHidden/>
-              </w:rPr>
-              <w:instrText xml:space="preserve"> PAGEREF _Toc221105302 \h </w:instrText>
-            </w:r>
-            <w:r>
-              <w:rPr>
-                <w:noProof/>
-                <w:webHidden/>
-              </w:rPr>
-            </w:r>
-            <w:r>
-              <w:rPr>
-                <w:noProof/>
-                <w:webHidden/>
-              </w:rPr>
-              <w:fldChar w:fldCharType="separate"/>
-            </w:r>
-            <w:r>
-              <w:rPr>
-                <w:noProof/>
-                <w:webHidden/>
-              </w:rPr>
-              <w:t>4</w:t>
-            </w:r>
-            <w:r>
-              <w:rPr>
-                <w:noProof/>
-                <w:webHidden/>
-              </w:rPr>
-              <w:fldChar w:fldCharType="end"/>
-            </w:r>
-          </w:hyperlink>
-        </w:p>
-        <w:p>
-          <w:pPr>
-            <w:pStyle w:val="TOC2"/>
-            <w:tabs>
-              <w:tab w:val="right" w:leader="dot" w:pos="9350"/>
-            </w:tabs>
-            <w:rPr>
-              <w:rFonts w:eastAsiaTheme="minorEastAsia"/>
-              <w:noProof/>
-              <w:kern w:val="2"/>
-              <w:sz w:val="24"/>
-              <w:szCs w:val="24"/>
-              <w14:ligatures w14:val="standardContextual"/>
-            </w:rPr>
-          </w:pPr>
-          <w:hyperlink w:anchor="_Toc221105303" w:history="1">
-            <w:r>
-              <w:rPr>
-                <w:rStyle w:val="Hyperlink"/>
-                <w:rFonts w:ascii="Calibri" w:hAnsi="Calibri" w:cs="Calibri"/>
-                <w:noProof/>
-              </w:rPr>
-              <w:t>Datafile: sessile biomass_RDA.csv</w:t>
-            </w:r>
-            <w:r>
-              <w:rPr>
-                <w:noProof/>
-                <w:webHidden/>
-              </w:rPr>
-              <w:tab/>
-            </w:r>
-            <w:r>
-              <w:rPr>
-                <w:noProof/>
-                <w:webHidden/>
-              </w:rPr>
-              <w:fldChar w:fldCharType="begin"/>
-            </w:r>
-            <w:r>
-              <w:rPr>
-                <w:noProof/>
-                <w:webHidden/>
-              </w:rPr>
-              <w:instrText xml:space="preserve"> PAGEREF _Toc221105303 \h </w:instrText>
-            </w:r>
-            <w:r>
-              <w:rPr>
-                <w:noProof/>
-                <w:webHidden/>
-              </w:rPr>
-            </w:r>
-            <w:r>
-              <w:rPr>
-                <w:noProof/>
-                <w:webHidden/>
-              </w:rPr>
-              <w:fldChar w:fldCharType="separate"/>
-            </w:r>
-            <w:r>
-              <w:rPr>
-                <w:noProof/>
-                <w:webHidden/>
-              </w:rPr>
-              <w:t>5</w:t>
-            </w:r>
-            <w:r>
-              <w:rPr>
-                <w:noProof/>
-                <w:webHidden/>
-              </w:rPr>
-              <w:fldChar w:fldCharType="end"/>
-            </w:r>
-          </w:hyperlink>
-        </w:p>
-        <w:p>
-          <w:pPr>
-            <w:pStyle w:val="TOC2"/>
-            <w:tabs>
-              <w:tab w:val="right" w:leader="dot" w:pos="9350"/>
-            </w:tabs>
-            <w:rPr>
-              <w:rFonts w:eastAsiaTheme="minorEastAsia"/>
-              <w:noProof/>
-              <w:kern w:val="2"/>
-              <w:sz w:val="24"/>
-              <w:szCs w:val="24"/>
-              <w14:ligatures w14:val="standardContextual"/>
-            </w:rPr>
-          </w:pPr>
-          <w:hyperlink w:anchor="_Toc221105304" w:history="1">
-            <w:r>
-              <w:rPr>
-                <w:rStyle w:val="Hyperlink"/>
-                <w:rFonts w:ascii="Calibri" w:hAnsi="Calibri" w:cs="Calibri"/>
-                <w:noProof/>
-              </w:rPr>
-              <w:t>Datafile: community abundance_RDA.csv</w:t>
-            </w:r>
-            <w:r>
-              <w:rPr>
-                <w:noProof/>
-                <w:webHidden/>
-              </w:rPr>
-              <w:tab/>
-            </w:r>
-            <w:r>
-              <w:rPr>
-                <w:noProof/>
-                <w:webHidden/>
-              </w:rPr>
-              <w:fldChar w:fldCharType="begin"/>
-            </w:r>
-            <w:r>
-              <w:rPr>
-                <w:noProof/>
-                <w:webHidden/>
-              </w:rPr>
-              <w:instrText xml:space="preserve"> PAGEREF _Toc221105304 \h </w:instrText>
-            </w:r>
-            <w:r>
-              <w:rPr>
-                <w:noProof/>
-                <w:webHidden/>
-              </w:rPr>
-            </w:r>
-            <w:r>
-              <w:rPr>
-                <w:noProof/>
-                <w:webHidden/>
-              </w:rPr>
-              <w:fldChar w:fldCharType="separate"/>
-            </w:r>
-            <w:r>
-              <w:rPr>
-                <w:noProof/>
-                <w:webHidden/>
-              </w:rPr>
-              <w:t>6</w:t>
-            </w:r>
-            <w:r>
-              <w:rPr>
-                <w:noProof/>
-                <w:webHidden/>
-              </w:rPr>
-              <w:fldChar w:fldCharType="end"/>
-            </w:r>
-          </w:hyperlink>
-        </w:p>
-        <w:p>
-          <w:pPr>
-            <w:pStyle w:val="TOC2"/>
-            <w:tabs>
-              <w:tab w:val="right" w:leader="dot" w:pos="9350"/>
-            </w:tabs>
-            <w:rPr>
-              <w:rFonts w:eastAsiaTheme="minorEastAsia"/>
-              <w:noProof/>
-              <w:kern w:val="2"/>
-              <w:sz w:val="24"/>
-              <w:szCs w:val="24"/>
-              <w14:ligatures w14:val="standardContextual"/>
-            </w:rPr>
-          </w:pPr>
-          <w:hyperlink w:anchor="_Toc221105305" w:history="1">
-            <w:r>
-              <w:rPr>
-                <w:rStyle w:val="Hyperlink"/>
-                <w:rFonts w:ascii="Calibri" w:hAnsi="Calibri" w:cs="Calibri"/>
-                <w:noProof/>
-              </w:rPr>
-              <w:t>Datafile: sessile_abundance_RDA.csv</w:t>
-            </w:r>
-            <w:r>
-              <w:rPr>
-                <w:noProof/>
-                <w:webHidden/>
-              </w:rPr>
-              <w:tab/>
-            </w:r>
-            <w:r>
-              <w:rPr>
-                <w:noProof/>
-                <w:webHidden/>
-              </w:rPr>
-              <w:fldChar w:fldCharType="begin"/>
-            </w:r>
-            <w:r>
-              <w:rPr>
-                <w:noProof/>
-                <w:webHidden/>
-              </w:rPr>
-              <w:instrText xml:space="preserve"> PAGEREF _Toc221105305 \h </w:instrText>
-            </w:r>
-            <w:r>
-              <w:rPr>
-                <w:noProof/>
-                <w:webHidden/>
-              </w:rPr>
-            </w:r>
-            <w:r>
-              <w:rPr>
-                <w:noProof/>
-                <w:webHidden/>
-              </w:rPr>
-              <w:fldChar w:fldCharType="separate"/>
-            </w:r>
-            <w:r>
-              <w:rPr>
-                <w:noProof/>
-                <w:webHidden/>
-              </w:rPr>
-              <w:t>7</w:t>
-            </w:r>
-            <w:r>
-              <w:rPr>
-                <w:noProof/>
-                <w:webHidden/>
-              </w:rPr>
-              <w:fldChar w:fldCharType="end"/>
-            </w:r>
-          </w:hyperlink>
-        </w:p>
-        <w:p>
-          <w:pPr>
-            <w:pStyle w:val="TOC2"/>
-            <w:tabs>
-              <w:tab w:val="right" w:leader="dot" w:pos="9350"/>
-            </w:tabs>
-            <w:rPr>
-              <w:rFonts w:eastAsiaTheme="minorEastAsia"/>
-              <w:noProof/>
-              <w:kern w:val="2"/>
-              <w:sz w:val="24"/>
-              <w:szCs w:val="24"/>
-              <w14:ligatures w14:val="standardContextual"/>
-            </w:rPr>
-          </w:pPr>
-          <w:hyperlink w:anchor="_Toc221105306" w:history="1">
-            <w:r>
-              <w:rPr>
-                <w:rStyle w:val="Hyperlink"/>
-                <w:rFonts w:ascii="Calibri" w:hAnsi="Calibri" w:cs="Calibri"/>
-                <w:noProof/>
-              </w:rPr>
-              <w:t>Datafile: oyster_abundance_biomass.csv</w:t>
-            </w:r>
-            <w:r>
-              <w:rPr>
-                <w:noProof/>
-                <w:webHidden/>
-              </w:rPr>
-              <w:tab/>
-            </w:r>
-            <w:r>
-              <w:rPr>
-                <w:noProof/>
-                <w:webHidden/>
-              </w:rPr>
-              <w:fldChar w:fldCharType="begin"/>
-            </w:r>
-            <w:r>
-              <w:rPr>
-                <w:noProof/>
-                <w:webHidden/>
-              </w:rPr>
-              <w:instrText xml:space="preserve"> PAGEREF _Toc221105306 \h </w:instrText>
-            </w:r>
-            <w:r>
-              <w:rPr>
-                <w:noProof/>
-                <w:webHidden/>
-              </w:rPr>
-            </w:r>
-            <w:r>
-              <w:rPr>
-                <w:noProof/>
-                <w:webHidden/>
-              </w:rPr>
-              <w:fldChar w:fldCharType="separate"/>
-            </w:r>
-            <w:r>
-              <w:rPr>
-                <w:noProof/>
-                <w:webHidden/>
-              </w:rPr>
-              <w:t>8</w:t>
-            </w:r>
-            <w:r>
-              <w:rPr>
-                <w:noProof/>
-                <w:webHidden/>
-              </w:rPr>
-              <w:fldChar w:fldCharType="end"/>
-            </w:r>
-          </w:hyperlink>
-        </w:p>
-        <w:p>
-          <w:pPr>
-            <w:pStyle w:val="TOC2"/>
-            <w:tabs>
-              <w:tab w:val="right" w:leader="dot" w:pos="9350"/>
-            </w:tabs>
-            <w:rPr>
-              <w:rFonts w:eastAsiaTheme="minorEastAsia"/>
-              <w:noProof/>
-              <w:kern w:val="2"/>
-              <w:sz w:val="24"/>
-              <w:szCs w:val="24"/>
-              <w14:ligatures w14:val="standardContextual"/>
-            </w:rPr>
-          </w:pPr>
-          <w:hyperlink w:anchor="_Toc221105307" w:history="1">
-            <w:r>
-              <w:rPr>
-                <w:rStyle w:val="Hyperlink"/>
-                <w:rFonts w:ascii="Calibri" w:hAnsi="Calibri" w:cs="Calibri"/>
-                <w:noProof/>
-              </w:rPr>
-              <w:t>Datafile: fish_counts_behaviour.csv</w:t>
-            </w:r>
-            <w:r>
-              <w:rPr>
-                <w:noProof/>
-                <w:webHidden/>
-              </w:rPr>
-              <w:tab/>
-            </w:r>
-            <w:r>
-              <w:rPr>
-                <w:noProof/>
-                <w:webHidden/>
-              </w:rPr>
-              <w:fldChar w:fldCharType="begin"/>
-            </w:r>
-            <w:r>
-              <w:rPr>
-                <w:noProof/>
-                <w:webHidden/>
-              </w:rPr>
-              <w:instrText xml:space="preserve"> PAGEREF _Toc221105307 \h </w:instrText>
-            </w:r>
-            <w:r>
-              <w:rPr>
-                <w:noProof/>
-                <w:webHidden/>
-              </w:rPr>
-            </w:r>
-            <w:r>
-              <w:rPr>
-                <w:noProof/>
-                <w:webHidden/>
-              </w:rPr>
-              <w:fldChar w:fldCharType="separate"/>
-            </w:r>
-            <w:r>
-              <w:rPr>
-                <w:noProof/>
-                <w:webHidden/>
-              </w:rPr>
-              <w:t>9</w:t>
-            </w:r>
-            <w:r>
-              <w:rPr>
-                <w:noProof/>
-                <w:webHidden/>
-              </w:rPr>
-              <w:fldChar w:fldCharType="end"/>
-            </w:r>
-          </w:hyperlink>
-        </w:p>
-        <w:p>
-          <w:pPr>
-            <w:pStyle w:val="TOC1"/>
-            <w:tabs>
-              <w:tab w:val="right" w:leader="dot" w:pos="9350"/>
-            </w:tabs>
-            <w:rPr>
-              <w:rFonts w:eastAsiaTheme="minorEastAsia"/>
-              <w:noProof/>
-              <w:kern w:val="2"/>
-              <w:sz w:val="24"/>
-              <w:szCs w:val="24"/>
-              <w14:ligatures w14:val="standardContextual"/>
-            </w:rPr>
-          </w:pPr>
-          <w:hyperlink w:anchor="_Toc221105308" w:history="1">
-            <w:r>
-              <w:rPr>
-                <w:rStyle w:val="Hyperlink"/>
-                <w:rFonts w:ascii="Calibri" w:hAnsi="Calibri" w:cs="Calibri"/>
-                <w:noProof/>
-              </w:rPr>
-              <w:t>Abiotic data</w:t>
-            </w:r>
-            <w:r>
-              <w:rPr>
-                <w:noProof/>
-                <w:webHidden/>
-              </w:rPr>
-              <w:tab/>
-            </w:r>
-            <w:r>
-              <w:rPr>
-                <w:noProof/>
-                <w:webHidden/>
-              </w:rPr>
-              <w:fldChar w:fldCharType="begin"/>
-            </w:r>
-            <w:r>
-              <w:rPr>
-                <w:noProof/>
-                <w:webHidden/>
-              </w:rPr>
-              <w:instrText xml:space="preserve"> PAGEREF _Toc221105308 \h </w:instrText>
-            </w:r>
-            <w:r>
-              <w:rPr>
-                <w:noProof/>
-                <w:webHidden/>
-              </w:rPr>
-            </w:r>
-            <w:r>
-              <w:rPr>
-                <w:noProof/>
-                <w:webHidden/>
-              </w:rPr>
-              <w:fldChar w:fldCharType="separate"/>
-            </w:r>
-            <w:r>
-              <w:rPr>
-                <w:noProof/>
-                <w:webHidden/>
-              </w:rPr>
-              <w:t>10</w:t>
-            </w:r>
-            <w:r>
-              <w:rPr>
-                <w:noProof/>
-                <w:webHidden/>
-              </w:rPr>
-              <w:fldChar w:fldCharType="end"/>
-            </w:r>
-          </w:hyperlink>
-        </w:p>
-        <w:p>
-          <w:pPr>
-            <w:pStyle w:val="TOC2"/>
-            <w:tabs>
-              <w:tab w:val="right" w:leader="dot" w:pos="9350"/>
-            </w:tabs>
-            <w:rPr>
-              <w:rFonts w:eastAsiaTheme="minorEastAsia"/>
-              <w:noProof/>
-              <w:kern w:val="2"/>
-              <w:sz w:val="24"/>
-              <w:szCs w:val="24"/>
-              <w14:ligatures w14:val="standardContextual"/>
-            </w:rPr>
-          </w:pPr>
-          <w:hyperlink w:anchor="_Toc221105309" w:history="1">
-            <w:r>
-              <w:rPr>
-                <w:rStyle w:val="Hyperlink"/>
-                <w:noProof/>
-              </w:rPr>
-              <w:t>Datafile: abiotic_hourly.csv</w:t>
-            </w:r>
-            <w:r>
-              <w:rPr>
-                <w:noProof/>
-                <w:webHidden/>
-              </w:rPr>
-              <w:tab/>
-            </w:r>
-            <w:r>
-              <w:rPr>
-                <w:noProof/>
-                <w:webHidden/>
-              </w:rPr>
-              <w:fldChar w:fldCharType="begin"/>
-            </w:r>
-            <w:r>
-              <w:rPr>
-                <w:noProof/>
-                <w:webHidden/>
-              </w:rPr>
-              <w:instrText xml:space="preserve"> PAGEREF _Toc221105309 \h </w:instrText>
-            </w:r>
-            <w:r>
-              <w:rPr>
-                <w:noProof/>
-                <w:webHidden/>
-              </w:rPr>
-            </w:r>
-            <w:r>
-              <w:rPr>
-                <w:noProof/>
-                <w:webHidden/>
-              </w:rPr>
-              <w:fldChar w:fldCharType="separate"/>
-            </w:r>
-            <w:r>
-              <w:rPr>
-                <w:noProof/>
-                <w:webHidden/>
-              </w:rPr>
-              <w:t>11</w:t>
-            </w:r>
-            <w:r>
-              <w:rPr>
-                <w:noProof/>
-                <w:webHidden/>
-              </w:rPr>
-              <w:fldChar w:fldCharType="end"/>
-            </w:r>
-          </w:hyperlink>
-        </w:p>
-        <w:p>
-          <w:pPr>
-            <w:pStyle w:val="TOC2"/>
-            <w:tabs>
-              <w:tab w:val="right" w:leader="dot" w:pos="9350"/>
-            </w:tabs>
-            <w:rPr>
-              <w:rFonts w:eastAsiaTheme="minorEastAsia"/>
-              <w:noProof/>
-              <w:kern w:val="2"/>
-              <w:sz w:val="24"/>
-              <w:szCs w:val="24"/>
-              <w14:ligatures w14:val="standardContextual"/>
-            </w:rPr>
-          </w:pPr>
-          <w:hyperlink w:anchor="_Toc221105310" w:history="1">
-            <w:r>
-              <w:rPr>
-                <w:rStyle w:val="Hyperlink"/>
-                <w:rFonts w:ascii="Calibri" w:hAnsi="Calibri" w:cs="Calibri"/>
-                <w:noProof/>
-              </w:rPr>
-              <w:t>Datafile: do_hourly.csv</w:t>
-            </w:r>
-            <w:r>
-              <w:rPr>
-                <w:noProof/>
-                <w:webHidden/>
-              </w:rPr>
-              <w:tab/>
-            </w:r>
-            <w:r>
-              <w:rPr>
-                <w:noProof/>
-                <w:webHidden/>
-              </w:rPr>
-              <w:fldChar w:fldCharType="begin"/>
-            </w:r>
-            <w:r>
-              <w:rPr>
-                <w:noProof/>
-                <w:webHidden/>
-              </w:rPr>
-              <w:instrText xml:space="preserve"> PAGEREF _Toc221105310 \h </w:instrText>
-            </w:r>
-            <w:r>
-              <w:rPr>
-                <w:noProof/>
-                <w:webHidden/>
-              </w:rPr>
-            </w:r>
-            <w:r>
-              <w:rPr>
-                <w:noProof/>
-                <w:webHidden/>
-              </w:rPr>
-              <w:fldChar w:fldCharType="separate"/>
-            </w:r>
-            <w:r>
-              <w:rPr>
-                <w:noProof/>
-                <w:webHidden/>
-              </w:rPr>
-              <w:t>12</w:t>
-            </w:r>
-            <w:r>
-              <w:rPr>
-                <w:noProof/>
-                <w:webHidden/>
-              </w:rPr>
-              <w:fldChar w:fldCharType="end"/>
-            </w:r>
-          </w:hyperlink>
-        </w:p>
-        <w:p>
-          <w:pPr>
-            <w:pStyle w:val="TOC2"/>
-            <w:tabs>
-              <w:tab w:val="right" w:leader="dot" w:pos="9350"/>
-            </w:tabs>
-            <w:rPr>
-              <w:rFonts w:eastAsiaTheme="minorEastAsia"/>
-              <w:noProof/>
-              <w:kern w:val="2"/>
-              <w:sz w:val="24"/>
-              <w:szCs w:val="24"/>
-              <w14:ligatures w14:val="standardContextual"/>
-            </w:rPr>
-          </w:pPr>
-          <w:hyperlink w:anchor="_Toc221105311" w:history="1">
-            <w:r>
-              <w:rPr>
-                <w:rStyle w:val="Hyperlink"/>
-                <w:rFonts w:ascii="Calibri" w:hAnsi="Calibri" w:cs="Calibri"/>
-                <w:noProof/>
-              </w:rPr>
-              <w:t>Datafile: turbidity_partial.csv</w:t>
-            </w:r>
-            <w:r>
-              <w:rPr>
-                <w:noProof/>
-                <w:webHidden/>
-              </w:rPr>
-              <w:tab/>
-            </w:r>
-            <w:r>
-              <w:rPr>
-                <w:noProof/>
-                <w:webHidden/>
-              </w:rPr>
-              <w:fldChar w:fldCharType="begin"/>
-            </w:r>
-            <w:r>
-              <w:rPr>
-                <w:noProof/>
-                <w:webHidden/>
-              </w:rPr>
-              <w:instrText xml:space="preserve"> PAGEREF _Toc221105311 \h </w:instrText>
-            </w:r>
-            <w:r>
-              <w:rPr>
-                <w:noProof/>
-                <w:webHidden/>
-              </w:rPr>
-            </w:r>
-            <w:r>
-              <w:rPr>
-                <w:noProof/>
-                <w:webHidden/>
-              </w:rPr>
-              <w:fldChar w:fldCharType="separate"/>
-            </w:r>
-            <w:r>
-              <w:rPr>
-                <w:noProof/>
-                <w:webHidden/>
-              </w:rPr>
-              <w:t>13</w:t>
-            </w:r>
-            <w:r>
-              <w:rPr>
-                <w:noProof/>
-                <w:webHidden/>
-              </w:rPr>
-              <w:fldChar w:fldCharType="end"/>
-            </w:r>
-          </w:hyperlink>
-        </w:p>
-        <w:p>
-          <w:pPr>
-            <w:rPr>
-              <w:rFonts w:ascii="Calibri" w:hAnsi="Calibri" w:cs="Calibri"/>
-            </w:rPr>
-          </w:pPr>
-          <w:r>
-            <w:rPr>
-              <w:rFonts w:ascii="Calibri" w:hAnsi="Calibri" w:cs="Calibri"/>
-              <w:b/>
-              <w:bCs/>
-              <w:noProof/>
-            </w:rPr>
-            <w:fldChar w:fldCharType="end"/>
-          </w:r>
-        </w:p>
-      </w:sdtContent>
-    </w:sdt>
+          <w:sz w:val="32"/>
+          <w:szCs w:val="32"/>
+        </w:rPr>
+      </w:pPr>
+    </w:p>
     <w:p>
       <w:pPr>
         <w:jc w:val="both"/>
@@ -1117,7 +164,6 @@
           <w:docGrid w:linePitch="360"/>
         </w:sectPr>
       </w:pPr>
-      <w:bookmarkStart w:id="0" w:name="_Toc221105300"/>
       <w:r>
         <w:rPr>
           <w:rFonts w:ascii="Calibri" w:hAnsi="Calibri" w:cs="Calibri"/>
@@ -1125,7 +171,6 @@
         <w:lastRenderedPageBreak/>
         <w:t>Biotic data</w:t>
       </w:r>
-      <w:bookmarkEnd w:id="0"/>
     </w:p>
     <w:p>
       <w:pPr>
@@ -1135,7 +180,6 @@
           <w:lang w:val="en-US"/>
         </w:rPr>
       </w:pPr>
-      <w:bookmarkStart w:id="1" w:name="_Toc221105301"/>
       <w:r>
         <w:rPr>
           <w:rFonts w:ascii="Calibri" w:hAnsi="Calibri" w:cs="Calibri"/>
@@ -1158,7 +202,6 @@
         </w:rPr>
         <w:t>richness_biomass.csv</w:t>
       </w:r>
-      <w:bookmarkEnd w:id="1"/>
     </w:p>
     <w:p>
       <w:pPr>
@@ -1434,7 +477,7 @@
                 <w:szCs w:val="20"/>
               </w:rPr>
             </w:pPr>
-            <w:bookmarkStart w:id="2" w:name="_Hlk178944702"/>
+            <w:bookmarkStart w:id="0" w:name="_Hlk178944702"/>
             <w:r>
               <w:rPr>
                 <w:rFonts w:ascii="Calibri" w:hAnsi="Calibri" w:cs="Calibri"/>
@@ -1443,7 +486,7 @@
               </w:rPr>
               <w:t xml:space="preserve">The year class of the reef, defined as the number of years since the reef was deployed relative to the sampling year (2023).   </w:t>
             </w:r>
-            <w:bookmarkEnd w:id="2"/>
+            <w:bookmarkEnd w:id="0"/>
           </w:p>
         </w:tc>
       </w:tr>
@@ -1781,13 +824,37 @@
     <w:p>
       <w:pPr>
         <w:pStyle w:val="Heading2"/>
-        <w:pageBreakBefore/>
         <w:rPr>
           <w:rFonts w:ascii="Calibri" w:hAnsi="Calibri" w:cs="Calibri"/>
           <w:lang w:val="en-US"/>
         </w:rPr>
       </w:pPr>
-      <w:bookmarkStart w:id="3" w:name="_Toc221105302"/>
+    </w:p>
+    <w:p>
+      <w:pPr>
+        <w:rPr>
+          <w:rFonts w:ascii="Calibri" w:hAnsi="Calibri" w:cs="Calibri"/>
+          <w:b/>
+          <w:bCs/>
+          <w:sz w:val="28"/>
+          <w:szCs w:val="28"/>
+        </w:rPr>
+      </w:pPr>
+      <w:r>
+        <w:rPr>
+          <w:rFonts w:ascii="Calibri" w:hAnsi="Calibri" w:cs="Calibri"/>
+        </w:rPr>
+        <w:br w:type="page"/>
+      </w:r>
+    </w:p>
+    <w:p>
+      <w:pPr>
+        <w:pStyle w:val="Heading2"/>
+        <w:rPr>
+          <w:rFonts w:ascii="Calibri" w:hAnsi="Calibri" w:cs="Calibri"/>
+          <w:lang w:val="en-US"/>
+        </w:rPr>
+      </w:pPr>
       <w:r>
         <w:rPr>
           <w:rFonts w:ascii="Calibri" w:hAnsi="Calibri" w:cs="Calibri"/>
@@ -1810,7 +877,6 @@
         </w:rPr>
         <w:t>community biomass_RDA.csv</w:t>
       </w:r>
-      <w:bookmarkEnd w:id="3"/>
     </w:p>
     <w:p>
       <w:pPr>
@@ -2319,15 +1385,41 @@
     <w:p>
       <w:pPr>
         <w:pStyle w:val="Heading2"/>
-        <w:pageBreakBefore/>
         <w:rPr>
           <w:rFonts w:ascii="Calibri" w:hAnsi="Calibri" w:cs="Calibri"/>
         </w:rPr>
       </w:pPr>
-      <w:bookmarkStart w:id="4" w:name="_Toc221105303"/>
-      <w:r>
-        <w:rPr>
-          <w:rFonts w:ascii="Calibri" w:hAnsi="Calibri" w:cs="Calibri"/>
+    </w:p>
+    <w:p>
+      <w:pPr>
+        <w:rPr>
+          <w:rFonts w:ascii="Calibri" w:hAnsi="Calibri" w:cs="Calibri"/>
+          <w:b/>
+          <w:bCs/>
+          <w:sz w:val="28"/>
+          <w:szCs w:val="28"/>
+          <w:lang w:val="fr-CA"/>
+        </w:rPr>
+      </w:pPr>
+      <w:r>
+        <w:rPr>
+          <w:rFonts w:ascii="Calibri" w:hAnsi="Calibri" w:cs="Calibri"/>
+        </w:rPr>
+        <w:br w:type="page"/>
+      </w:r>
+    </w:p>
+    <w:p>
+      <w:pPr>
+        <w:pStyle w:val="Heading2"/>
+        <w:rPr>
+          <w:rFonts w:ascii="Calibri" w:hAnsi="Calibri" w:cs="Calibri"/>
+          <w:lang w:val="en-US"/>
+        </w:rPr>
+      </w:pPr>
+      <w:r>
+        <w:rPr>
+          <w:rFonts w:ascii="Calibri" w:hAnsi="Calibri" w:cs="Calibri"/>
+          <w:lang w:val="en-US"/>
         </w:rPr>
         <w:lastRenderedPageBreak/>
         <w:t>Datafile</w:t>
@@ -2335,16 +1427,17 @@
       <w:r>
         <w:rPr>
           <w:rFonts w:ascii="Calibri" w:hAnsi="Calibri" w:cs="Calibri"/>
+          <w:lang w:val="en-US"/>
         </w:rPr>
         <w:t xml:space="preserve">: </w:t>
       </w:r>
       <w:r>
         <w:rPr>
           <w:rFonts w:ascii="Calibri" w:hAnsi="Calibri" w:cs="Calibri"/>
+          <w:lang w:val="en-US"/>
         </w:rPr>
         <w:t>sessile biomass_RDA.csv</w:t>
       </w:r>
-      <w:bookmarkEnd w:id="4"/>
     </w:p>
     <w:p>
       <w:pPr>
@@ -2853,13 +1946,37 @@
     <w:p>
       <w:pPr>
         <w:pStyle w:val="Heading2"/>
-        <w:pageBreakBefore/>
         <w:rPr>
           <w:rFonts w:ascii="Calibri" w:hAnsi="Calibri" w:cs="Calibri"/>
           <w:lang w:val="en-US"/>
         </w:rPr>
       </w:pPr>
-      <w:bookmarkStart w:id="5" w:name="_Toc221105304"/>
+    </w:p>
+    <w:p>
+      <w:pPr>
+        <w:rPr>
+          <w:rFonts w:ascii="Calibri" w:hAnsi="Calibri" w:cs="Calibri"/>
+          <w:b/>
+          <w:bCs/>
+          <w:sz w:val="28"/>
+          <w:szCs w:val="28"/>
+        </w:rPr>
+      </w:pPr>
+      <w:r>
+        <w:rPr>
+          <w:rFonts w:ascii="Calibri" w:hAnsi="Calibri" w:cs="Calibri"/>
+        </w:rPr>
+        <w:br w:type="page"/>
+      </w:r>
+    </w:p>
+    <w:p>
+      <w:pPr>
+        <w:pStyle w:val="Heading2"/>
+        <w:rPr>
+          <w:rFonts w:ascii="Calibri" w:hAnsi="Calibri" w:cs="Calibri"/>
+          <w:lang w:val="en-US"/>
+        </w:rPr>
+      </w:pPr>
       <w:r>
         <w:rPr>
           <w:rFonts w:ascii="Calibri" w:hAnsi="Calibri" w:cs="Calibri"/>
@@ -2882,7 +1999,6 @@
         </w:rPr>
         <w:t>community abundance_RDA.csv</w:t>
       </w:r>
-      <w:bookmarkEnd w:id="5"/>
     </w:p>
     <w:p>
       <w:pPr>
@@ -3385,15 +2501,41 @@
     <w:p>
       <w:pPr>
         <w:pStyle w:val="Heading2"/>
-        <w:pageBreakBefore/>
         <w:rPr>
           <w:rFonts w:ascii="Calibri" w:hAnsi="Calibri" w:cs="Calibri"/>
         </w:rPr>
       </w:pPr>
-      <w:bookmarkStart w:id="6" w:name="_Toc221105305"/>
-      <w:r>
-        <w:rPr>
-          <w:rFonts w:ascii="Calibri" w:hAnsi="Calibri" w:cs="Calibri"/>
+    </w:p>
+    <w:p>
+      <w:pPr>
+        <w:rPr>
+          <w:rFonts w:ascii="Calibri" w:hAnsi="Calibri" w:cs="Calibri"/>
+          <w:b/>
+          <w:bCs/>
+          <w:sz w:val="28"/>
+          <w:szCs w:val="28"/>
+          <w:lang w:val="fr-CA"/>
+        </w:rPr>
+      </w:pPr>
+      <w:r>
+        <w:rPr>
+          <w:rFonts w:ascii="Calibri" w:hAnsi="Calibri" w:cs="Calibri"/>
+        </w:rPr>
+        <w:br w:type="page"/>
+      </w:r>
+    </w:p>
+    <w:p>
+      <w:pPr>
+        <w:pStyle w:val="Heading2"/>
+        <w:rPr>
+          <w:rFonts w:ascii="Calibri" w:hAnsi="Calibri" w:cs="Calibri"/>
+          <w:lang w:val="en-US"/>
+        </w:rPr>
+      </w:pPr>
+      <w:r>
+        <w:rPr>
+          <w:rFonts w:ascii="Calibri" w:hAnsi="Calibri" w:cs="Calibri"/>
+          <w:lang w:val="en-US"/>
         </w:rPr>
         <w:lastRenderedPageBreak/>
         <w:t>Datafile</w:t>
@@ -3401,16 +2543,17 @@
       <w:r>
         <w:rPr>
           <w:rFonts w:ascii="Calibri" w:hAnsi="Calibri" w:cs="Calibri"/>
+          <w:lang w:val="en-US"/>
         </w:rPr>
         <w:t xml:space="preserve">: </w:t>
       </w:r>
       <w:r>
         <w:rPr>
           <w:rFonts w:ascii="Calibri" w:hAnsi="Calibri" w:cs="Calibri"/>
+          <w:lang w:val="en-US"/>
         </w:rPr>
         <w:t>sessile_abundance_RDA.csv</w:t>
       </w:r>
-      <w:bookmarkEnd w:id="6"/>
     </w:p>
     <w:p>
       <w:pPr>
@@ -3929,13 +3072,37 @@
     <w:p>
       <w:pPr>
         <w:pStyle w:val="Heading2"/>
-        <w:pageBreakBefore/>
         <w:rPr>
           <w:rFonts w:ascii="Calibri" w:hAnsi="Calibri" w:cs="Calibri"/>
           <w:lang w:val="en-US"/>
         </w:rPr>
       </w:pPr>
-      <w:bookmarkStart w:id="7" w:name="_Toc221105306"/>
+    </w:p>
+    <w:p>
+      <w:pPr>
+        <w:rPr>
+          <w:rFonts w:ascii="Calibri" w:hAnsi="Calibri" w:cs="Calibri"/>
+          <w:b/>
+          <w:bCs/>
+          <w:sz w:val="28"/>
+          <w:szCs w:val="28"/>
+        </w:rPr>
+      </w:pPr>
+      <w:r>
+        <w:rPr>
+          <w:rFonts w:ascii="Calibri" w:hAnsi="Calibri" w:cs="Calibri"/>
+        </w:rPr>
+        <w:br w:type="page"/>
+      </w:r>
+    </w:p>
+    <w:p>
+      <w:pPr>
+        <w:pStyle w:val="Heading2"/>
+        <w:rPr>
+          <w:rFonts w:ascii="Calibri" w:hAnsi="Calibri" w:cs="Calibri"/>
+          <w:lang w:val="en-US"/>
+        </w:rPr>
+      </w:pPr>
       <w:r>
         <w:rPr>
           <w:rFonts w:ascii="Calibri" w:hAnsi="Calibri" w:cs="Calibri"/>
@@ -3965,7 +3132,6 @@
         </w:rPr>
         <w:t>oyster_abundance_biomass.csv</w:t>
       </w:r>
-      <w:bookmarkEnd w:id="7"/>
     </w:p>
     <w:p>
       <w:pPr>
@@ -4602,13 +3768,37 @@
     <w:p>
       <w:pPr>
         <w:pStyle w:val="Heading2"/>
-        <w:pageBreakBefore/>
         <w:rPr>
           <w:rFonts w:ascii="Calibri" w:hAnsi="Calibri" w:cs="Calibri"/>
           <w:lang w:val="en-US"/>
         </w:rPr>
       </w:pPr>
-      <w:bookmarkStart w:id="8" w:name="_Toc221105307"/>
+    </w:p>
+    <w:p>
+      <w:pPr>
+        <w:rPr>
+          <w:rFonts w:ascii="Calibri" w:hAnsi="Calibri" w:cs="Calibri"/>
+          <w:b/>
+          <w:bCs/>
+          <w:sz w:val="28"/>
+          <w:szCs w:val="28"/>
+        </w:rPr>
+      </w:pPr>
+      <w:r>
+        <w:rPr>
+          <w:rFonts w:ascii="Calibri" w:hAnsi="Calibri" w:cs="Calibri"/>
+        </w:rPr>
+        <w:br w:type="page"/>
+      </w:r>
+    </w:p>
+    <w:p>
+      <w:pPr>
+        <w:pStyle w:val="Heading2"/>
+        <w:rPr>
+          <w:rFonts w:ascii="Calibri" w:hAnsi="Calibri" w:cs="Calibri"/>
+          <w:lang w:val="en-US"/>
+        </w:rPr>
+      </w:pPr>
       <w:r>
         <w:rPr>
           <w:rFonts w:ascii="Calibri" w:hAnsi="Calibri" w:cs="Calibri"/>
@@ -4638,7 +3828,6 @@
         </w:rPr>
         <w:t>.csv</w:t>
       </w:r>
-      <w:bookmarkEnd w:id="8"/>
     </w:p>
     <w:p>
       <w:pPr>
@@ -5375,7 +4564,6 @@
           <w:docGrid w:linePitch="360"/>
         </w:sectPr>
       </w:pPr>
-      <w:bookmarkStart w:id="9" w:name="_Toc221105308"/>
       <w:r>
         <w:rPr>
           <w:rFonts w:ascii="Calibri" w:hAnsi="Calibri" w:cs="Calibri"/>
@@ -5383,13 +4571,11 @@
         <w:lastRenderedPageBreak/>
         <w:t>Abiotic data</w:t>
       </w:r>
-      <w:bookmarkEnd w:id="9"/>
     </w:p>
     <w:p>
       <w:pPr>
         <w:pStyle w:val="Heading2"/>
       </w:pPr>
-      <w:bookmarkStart w:id="10" w:name="_Toc221105309"/>
       <w:r>
         <w:lastRenderedPageBreak/>
         <w:t>Datafile</w:t>
@@ -5403,7 +4589,6 @@
       <w:r>
         <w:t>.csv</w:t>
       </w:r>
-      <w:bookmarkEnd w:id="10"/>
     </w:p>
     <w:p>
       <w:pPr>
@@ -5417,7 +4602,7 @@
           <w:rFonts w:ascii="Calibri" w:hAnsi="Calibri" w:cs="Calibri"/>
         </w:rPr>
       </w:pPr>
-      <w:bookmarkStart w:id="11" w:name="_Hlk191905554"/>
+      <w:bookmarkStart w:id="1" w:name="_Hlk191905554"/>
       <w:r>
         <w:rPr>
           <w:rFonts w:ascii="Calibri" w:hAnsi="Calibri" w:cs="Calibri"/>
@@ -6262,18 +5447,42 @@
           </w:p>
         </w:tc>
       </w:tr>
+      <w:bookmarkEnd w:id="1"/>
     </w:tbl>
     <w:p>
       <w:pPr>
         <w:pStyle w:val="Heading2"/>
-        <w:pageBreakBefore/>
         <w:rPr>
           <w:rFonts w:ascii="Calibri" w:hAnsi="Calibri" w:cs="Calibri"/>
           <w:lang w:val="en-US"/>
         </w:rPr>
       </w:pPr>
-      <w:bookmarkStart w:id="12" w:name="_Toc221105310"/>
-      <w:bookmarkEnd w:id="11"/>
+    </w:p>
+    <w:p>
+      <w:pPr>
+        <w:rPr>
+          <w:rFonts w:ascii="Calibri" w:hAnsi="Calibri" w:cs="Calibri"/>
+          <w:b/>
+          <w:bCs/>
+          <w:sz w:val="28"/>
+          <w:szCs w:val="28"/>
+        </w:rPr>
+      </w:pPr>
+      <w:r>
+        <w:rPr>
+          <w:rFonts w:ascii="Calibri" w:hAnsi="Calibri" w:cs="Calibri"/>
+        </w:rPr>
+        <w:br w:type="page"/>
+      </w:r>
+    </w:p>
+    <w:p>
+      <w:pPr>
+        <w:pStyle w:val="Heading2"/>
+        <w:rPr>
+          <w:rFonts w:ascii="Calibri" w:hAnsi="Calibri" w:cs="Calibri"/>
+          <w:lang w:val="en-US"/>
+        </w:rPr>
+      </w:pPr>
       <w:r>
         <w:rPr>
           <w:rFonts w:ascii="Calibri" w:hAnsi="Calibri" w:cs="Calibri"/>
@@ -6303,7 +5512,6 @@
         </w:rPr>
         <w:t>.csv</w:t>
       </w:r>
-      <w:bookmarkEnd w:id="12"/>
     </w:p>
     <w:p>
       <w:pPr>
@@ -6932,13 +6140,37 @@
     <w:p>
       <w:pPr>
         <w:pStyle w:val="Heading2"/>
-        <w:pageBreakBefore/>
         <w:rPr>
           <w:rFonts w:ascii="Calibri" w:hAnsi="Calibri" w:cs="Calibri"/>
           <w:lang w:val="en-US"/>
         </w:rPr>
       </w:pPr>
-      <w:bookmarkStart w:id="13" w:name="_Toc221105311"/>
+    </w:p>
+    <w:p>
+      <w:pPr>
+        <w:rPr>
+          <w:rFonts w:ascii="Calibri" w:hAnsi="Calibri" w:cs="Calibri"/>
+          <w:b/>
+          <w:bCs/>
+          <w:sz w:val="28"/>
+          <w:szCs w:val="28"/>
+        </w:rPr>
+      </w:pPr>
+      <w:r>
+        <w:rPr>
+          <w:rFonts w:ascii="Calibri" w:hAnsi="Calibri" w:cs="Calibri"/>
+        </w:rPr>
+        <w:br w:type="page"/>
+      </w:r>
+    </w:p>
+    <w:p>
+      <w:pPr>
+        <w:pStyle w:val="Heading2"/>
+        <w:rPr>
+          <w:rFonts w:ascii="Calibri" w:hAnsi="Calibri" w:cs="Calibri"/>
+          <w:lang w:val="en-US"/>
+        </w:rPr>
+      </w:pPr>
       <w:r>
         <w:rPr>
           <w:rFonts w:ascii="Calibri" w:hAnsi="Calibri" w:cs="Calibri"/>
@@ -6968,7 +6200,6 @@
         </w:rPr>
         <w:t>.csv</w:t>
       </w:r>
-      <w:bookmarkEnd w:id="13"/>
     </w:p>
     <w:p>
       <w:pPr>
@@ -8560,7 +7791,7 @@
     <w:uiPriority w:val="9"/>
     <w:unhideWhenUsed/>
     <w:qFormat/>
-    <w:rsid w:val="007E559A"/>
+    <w:rsid w:val="00AD7D17"/>
     <w:pPr>
       <w:outlineLvl w:val="1"/>
     </w:pPr>
@@ -8773,7 +8004,7 @@
     <w:basedOn w:val="DefaultParagraphFont"/>
     <w:link w:val="Heading2"/>
     <w:uiPriority w:val="9"/>
-    <w:rsid w:val="007E559A"/>
+    <w:rsid w:val="00AD7D17"/>
     <w:rPr>
       <w:rFonts w:cstheme="minorHAnsi"/>
       <w:b/>
